--- a/data/human_paras/human_para_158.docx
+++ b/data/human_paras/human_para_158.docx
@@ -4,7 +4,7 @@
   <w:body>
     <w:p>
       <w:r>
-        <w:t>The relationship between this child living in misery and the people of Omelas can be used to demonstrate the relationship between certain sectors in today's society. An example is, all the services and products enjoyed by consumers and those that capitalists benefit from are produced through the hard work of laborers whose only benefit from the whole process is a small salary that is not even enough to cater to the needs of their families. The main problem is that the societal bad characters are meant to comply with social norms. This is illustrated in' The Ones who Walk Away from Omelas' through the justification of the child's misery fueled by tradition and culture with the belief that that child's suffering would bring about the happiness of the people living in Omelas. However, there is a small group of people who do not want to associate themselves with the kind of things happening in society. These people however just leave to find better societies instead of just fixing whatever is wrong in their society.</w:t>
+        <w:t>Without the pain and the misery of that child the people who lived in Omelas would be gone. This story easily relates to the story of Jesus in the Bible. Jesus had to be crucified so to save humanity. The boy’s misery saved the town from their misery and they lived in abundant happiness. Those people leaving Omelas going to better places can be compared to a story found in the Bible that talks about a holy city, a city separated from sin. Most of these people believe leaving Omelas is indeed the right way to correct this situation. One cannot determine who the good people are and who the bad people are since those who left did not make an attempt to change the life of that child. They just left leaving the child behind to suffer. Them walking away reveals that they do not want to associate themselves with that anymore but they are still bad people for leaving the child behind instead of leaving Omelas with him. These people are however as guilty as the people who they left in Omelas.</w:t>
       </w:r>
     </w:p>
     <w:sectPr>
